--- a/docs/Cerberus-README-pandoc.docx
+++ b/docs/Cerberus-README-pandoc.docx
@@ -1027,6 +1027,42 @@
         </w:numPr>
       </w:pPr>
       <w:r>
+        <w:t xml:space="preserve">Digest subjects are intentionally short and operational, keeping only product, highest severity, host scope, and alert count.</w:t>
+      </w:r>
+    </w:p>
+    <w:p>
+      <w:pPr>
+        <w:pStyle w:val="Compact"/>
+        <w:numPr>
+          <w:numId w:val="1005"/>
+          <w:ilvl w:val="0"/>
+        </w:numPr>
+      </w:pPr>
+      <w:r>
+        <w:t xml:space="preserve">Alerts and digests show fixed versions when upstream advisory data provides them.</w:t>
+      </w:r>
+    </w:p>
+    <w:p>
+      <w:pPr>
+        <w:pStyle w:val="Compact"/>
+        <w:numPr>
+          <w:numId w:val="1005"/>
+          <w:ilvl w:val="0"/>
+        </w:numPr>
+      </w:pPr>
+      <w:r>
+        <w:t xml:space="preserve">Recommendations are stack-aware and depend on ecosystem, package manager context, and whether a fixed version is known.</w:t>
+      </w:r>
+    </w:p>
+    <w:p>
+      <w:pPr>
+        <w:pStyle w:val="Compact"/>
+        <w:numPr>
+          <w:numId w:val="1005"/>
+          <w:ilvl w:val="0"/>
+        </w:numPr>
+      </w:pPr>
+      <w:r>
         <w:rPr>
           <w:rStyle w:val="VerbatimChar"/>
         </w:rPr>
@@ -1282,12 +1318,6 @@
         </w:numPr>
       </w:pPr>
       <w:r>
-        <w:t xml:space="preserve">Proton accepted</w:t>
-      </w:r>
-      <w:r>
-        <w:t xml:space="preserve"> </w:t>
-      </w:r>
-      <w:r>
         <w:rPr>
           <w:rStyle w:val="VerbatimChar"/>
         </w:rPr>
@@ -1297,51 +1327,255 @@
         <w:t xml:space="preserve"> </w:t>
       </w:r>
       <w:r>
-        <w:t xml:space="preserve">mail during testing</w:t>
-      </w:r>
-    </w:p>
-    <w:p>
-      <w:pPr>
-        <w:pStyle w:val="Compact"/>
-        <w:numPr>
-          <w:numId w:val="1007"/>
-          <w:ilvl w:val="1"/>
-        </w:numPr>
-      </w:pPr>
-      <w:r>
-        <w:t xml:space="preserve">Gmail still rejected</w:t>
-      </w:r>
-      <w:r>
-        <w:t xml:space="preserve"> </w:t>
-      </w:r>
-      <w:r>
-        <w:rPr>
-          <w:rStyle w:val="VerbatimChar"/>
-        </w:rPr>
-        <w:t xml:space="preserve">zap.one</w:t>
-      </w:r>
-      <w:r>
-        <w:t xml:space="preserve"> </w:t>
-      </w:r>
-      <w:r>
-        <w:t xml:space="preserve">until SPF and DKIM pass publicly</w:t>
+        <w:t xml:space="preserve">and</w:t>
+      </w:r>
+      <w:r>
+        <w:t xml:space="preserve"> </w:t>
+      </w:r>
+      <w:r>
+        <w:rPr>
+          <w:rStyle w:val="VerbatimChar"/>
+        </w:rPr>
+        <w:t xml:space="preserve">zapandrok.com</w:t>
+      </w:r>
+      <w:r>
+        <w:t xml:space="preserve"> </w:t>
+      </w:r>
+      <w:r>
+        <w:t xml:space="preserve">both reached a clean</w:t>
+      </w:r>
+      <w:r>
+        <w:t xml:space="preserve"> </w:t>
+      </w:r>
+      <w:r>
+        <w:rPr>
+          <w:rStyle w:val="VerbatimChar"/>
+        </w:rPr>
+        <w:t xml:space="preserve">mail-tester</w:t>
+      </w:r>
+      <w:r>
+        <w:t xml:space="preserve"> </w:t>
+      </w:r>
+      <w:r>
+        <w:t xml:space="preserve">score after SPF, DKIM, and DMARC were aligned</w:t>
       </w:r>
     </w:p>
     <w:p>
       <w:pPr>
         <w:pStyle w:val="Heading2"/>
       </w:pPr>
-      <w:bookmarkStart w:id="29" w:name="known-limits"/>
+      <w:bookmarkStart w:id="29" w:name="upgrade-existing-installations"/>
+      <w:r>
+        <w:t xml:space="preserve">Upgrade Existing Installations</w:t>
+      </w:r>
+      <w:bookmarkEnd w:id="29"/>
+    </w:p>
+    <w:p>
+      <w:pPr>
+        <w:pStyle w:val="FirstParagraph"/>
+      </w:pPr>
+      <w:r>
+        <w:t xml:space="preserve">If Cerberus is already installed on a machine:</w:t>
+      </w:r>
+    </w:p>
+    <w:p>
+      <w:pPr>
+        <w:pStyle w:val="Compact"/>
+        <w:numPr>
+          <w:numId w:val="1008"/>
+          <w:ilvl w:val="0"/>
+        </w:numPr>
+      </w:pPr>
+      <w:r>
+        <w:t xml:space="preserve">update the package from the repository root with</w:t>
+      </w:r>
+      <w:r>
+        <w:t xml:space="preserve"> </w:t>
+      </w:r>
+      <w:r>
+        <w:rPr>
+          <w:rStyle w:val="VerbatimChar"/>
+        </w:rPr>
+        <w:t xml:space="preserve">python3 -m pip install .</w:t>
+      </w:r>
+    </w:p>
+    <w:p>
+      <w:pPr>
+        <w:pStyle w:val="Compact"/>
+        <w:numPr>
+          <w:numId w:val="1008"/>
+          <w:ilvl w:val="0"/>
+        </w:numPr>
+      </w:pPr>
+      <w:r>
+        <w:t xml:space="preserve">run</w:t>
+      </w:r>
+      <w:r>
+        <w:t xml:space="preserve"> </w:t>
+      </w:r>
+      <w:r>
+        <w:rPr>
+          <w:rStyle w:val="VerbatimChar"/>
+        </w:rPr>
+        <w:t xml:space="preserve">systemctl daemon-reload</w:t>
+      </w:r>
+      <w:r>
+        <w:t xml:space="preserve"> </w:t>
+      </w:r>
+      <w:r>
+        <w:t xml:space="preserve">after changing packaged unit files</w:t>
+      </w:r>
+    </w:p>
+    <w:p>
+      <w:pPr>
+        <w:pStyle w:val="Compact"/>
+        <w:numPr>
+          <w:numId w:val="1008"/>
+          <w:ilvl w:val="0"/>
+        </w:numPr>
+      </w:pPr>
+      <w:r>
+        <w:t xml:space="preserve">use</w:t>
+      </w:r>
+      <w:r>
+        <w:t xml:space="preserve"> </w:t>
+      </w:r>
+      <w:r>
+        <w:rPr>
+          <w:rStyle w:val="VerbatimChar"/>
+        </w:rPr>
+        <w:t xml:space="preserve">systemctl enable --now ...timer</w:t>
+      </w:r>
+      <w:r>
+        <w:t xml:space="preserve"> </w:t>
+      </w:r>
+      <w:r>
+        <w:t xml:space="preserve">to ensure timers are enabled</w:t>
+      </w:r>
+    </w:p>
+    <w:p>
+      <w:pPr>
+        <w:pStyle w:val="Compact"/>
+        <w:numPr>
+          <w:numId w:val="1008"/>
+          <w:ilvl w:val="0"/>
+        </w:numPr>
+      </w:pPr>
+      <w:r>
+        <w:t xml:space="preserve">if timers were already active,</w:t>
+      </w:r>
+      <w:r>
+        <w:t xml:space="preserve"> </w:t>
+      </w:r>
+      <w:r>
+        <w:rPr>
+          <w:rStyle w:val="VerbatimChar"/>
+        </w:rPr>
+        <w:t xml:space="preserve">daemon-reload</w:t>
+      </w:r>
+      <w:r>
+        <w:t xml:space="preserve"> </w:t>
+      </w:r>
+      <w:r>
+        <w:t xml:space="preserve">is usually enough unless the unit files changed structurally</w:t>
+      </w:r>
+    </w:p>
+    <w:p>
+      <w:pPr>
+        <w:pStyle w:val="Compact"/>
+        <w:numPr>
+          <w:numId w:val="1008"/>
+          <w:ilvl w:val="0"/>
+        </w:numPr>
+      </w:pPr>
+      <w:r>
+        <w:t xml:space="preserve">restart the associated</w:t>
+      </w:r>
+      <w:r>
+        <w:t xml:space="preserve"> </w:t>
+      </w:r>
+      <w:r>
+        <w:rPr>
+          <w:rStyle w:val="VerbatimChar"/>
+        </w:rPr>
+        <w:t xml:space="preserve">.service</w:t>
+      </w:r>
+      <w:r>
+        <w:t xml:space="preserve"> </w:t>
+      </w:r>
+      <w:r>
+        <w:t xml:space="preserve">unit, not the</w:t>
+      </w:r>
+      <w:r>
+        <w:t xml:space="preserve"> </w:t>
+      </w:r>
+      <w:r>
+        <w:rPr>
+          <w:rStyle w:val="VerbatimChar"/>
+        </w:rPr>
+        <w:t xml:space="preserve">.timer</w:t>
+      </w:r>
+      <w:r>
+        <w:t xml:space="preserve">, when you want to trigger an immediate run</w:t>
+      </w:r>
+    </w:p>
+    <w:p>
+      <w:pPr>
+        <w:pStyle w:val="Compact"/>
+        <w:numPr>
+          <w:numId w:val="1008"/>
+          <w:ilvl w:val="0"/>
+        </w:numPr>
+      </w:pPr>
+      <w:r>
+        <w:t xml:space="preserve">reload</w:t>
+      </w:r>
+      <w:r>
+        <w:t xml:space="preserve"> </w:t>
+      </w:r>
+      <w:r>
+        <w:rPr>
+          <w:rStyle w:val="VerbatimChar"/>
+        </w:rPr>
+        <w:t xml:space="preserve">opendkim</w:t>
+      </w:r>
+      <w:r>
+        <w:t xml:space="preserve"> </w:t>
+      </w:r>
+      <w:r>
+        <w:t xml:space="preserve">and</w:t>
+      </w:r>
+      <w:r>
+        <w:t xml:space="preserve"> </w:t>
+      </w:r>
+      <w:r>
+        <w:rPr>
+          <w:rStyle w:val="VerbatimChar"/>
+        </w:rPr>
+        <w:t xml:space="preserve">postfix</w:t>
+      </w:r>
+      <w:r>
+        <w:t xml:space="preserve"> </w:t>
+      </w:r>
+      <w:r>
+        <w:t xml:space="preserve">if mail authentication or local MTA integration changed</w:t>
+      </w:r>
+    </w:p>
+    <w:p>
+      <w:pPr>
+        <w:pStyle w:val="Heading2"/>
+      </w:pPr>
+      <w:bookmarkStart w:id="30" w:name="known-limits"/>
       <w:r>
         <w:t xml:space="preserve">Known Limits</w:t>
       </w:r>
-      <w:bookmarkEnd w:id="29"/>
-    </w:p>
-    <w:p>
-      <w:pPr>
-        <w:pStyle w:val="Compact"/>
-        <w:numPr>
-          <w:numId w:val="1008"/>
+      <w:bookmarkEnd w:id="30"/>
+    </w:p>
+    <w:p>
+      <w:pPr>
+        <w:pStyle w:val="Compact"/>
+        <w:numPr>
+          <w:numId w:val="1009"/>
           <w:ilvl w:val="0"/>
         </w:numPr>
       </w:pPr>
@@ -1353,7 +1587,7 @@
       <w:pPr>
         <w:pStyle w:val="Compact"/>
         <w:numPr>
-          <w:numId w:val="1008"/>
+          <w:numId w:val="1009"/>
           <w:ilvl w:val="0"/>
         </w:numPr>
       </w:pPr>
@@ -1365,7 +1599,7 @@
       <w:pPr>
         <w:pStyle w:val="Compact"/>
         <w:numPr>
-          <w:numId w:val="1008"/>
+          <w:numId w:val="1009"/>
           <w:ilvl w:val="0"/>
         </w:numPr>
       </w:pPr>
@@ -1377,7 +1611,7 @@
       <w:pPr>
         <w:pStyle w:val="Compact"/>
         <w:numPr>
-          <w:numId w:val="1008"/>
+          <w:numId w:val="1009"/>
           <w:ilvl w:val="0"/>
         </w:numPr>
       </w:pPr>
@@ -1387,19 +1621,31 @@
     </w:p>
     <w:p>
       <w:pPr>
+        <w:pStyle w:val="Compact"/>
+        <w:numPr>
+          <w:numId w:val="1009"/>
+          <w:ilvl w:val="0"/>
+        </w:numPr>
+      </w:pPr>
+      <w:r>
+        <w:t xml:space="preserve">Fixed-version accuracy depends on upstream advisory metadata. Some ecosystems expose only affected ranges, and Cerberus keeps that distinction explicit.</w:t>
+      </w:r>
+    </w:p>
+    <w:p>
+      <w:pPr>
         <w:pStyle w:val="Heading2"/>
       </w:pPr>
-      <w:bookmarkStart w:id="30" w:name="repository-references"/>
+      <w:bookmarkStart w:id="31" w:name="repository-references"/>
       <w:r>
         <w:t xml:space="preserve">Repository References</w:t>
       </w:r>
-      <w:bookmarkEnd w:id="30"/>
-    </w:p>
-    <w:p>
-      <w:pPr>
-        <w:pStyle w:val="Compact"/>
-        <w:numPr>
-          <w:numId w:val="1009"/>
+      <w:bookmarkEnd w:id="31"/>
+    </w:p>
+    <w:p>
+      <w:pPr>
+        <w:pStyle w:val="Compact"/>
+        <w:numPr>
+          <w:numId w:val="1010"/>
           <w:ilvl w:val="0"/>
         </w:numPr>
       </w:pPr>
@@ -1420,7 +1666,7 @@
       <w:pPr>
         <w:pStyle w:val="Compact"/>
         <w:numPr>
-          <w:numId w:val="1009"/>
+          <w:numId w:val="1010"/>
           <w:ilvl w:val="0"/>
         </w:numPr>
       </w:pPr>
@@ -1441,7 +1687,7 @@
       <w:pPr>
         <w:pStyle w:val="Compact"/>
         <w:numPr>
-          <w:numId w:val="1009"/>
+          <w:numId w:val="1010"/>
           <w:ilvl w:val="0"/>
         </w:numPr>
       </w:pPr>
@@ -1967,6 +2213,9 @@
     <w:abstractNumId w:val="991"/>
   </w:num>
   <w:num w:numId="1009">
+    <w:abstractNumId w:val="991"/>
+  </w:num>
+  <w:num w:numId="1010">
     <w:abstractNumId w:val="991"/>
   </w:num>
 </w:numbering>

--- a/docs/Cerberus-README-pandoc.docx
+++ b/docs/Cerberus-README-pandoc.docx
@@ -1072,7 +1072,7 @@
         <w:t xml:space="preserve"> </w:t>
       </w:r>
       <w:r>
-        <w:t xml:space="preserve">can simulate explicit severities and categories.</w:t>
+        <w:t xml:space="preserve">can simulate explicit severities, categories, and stack-specific vulnerability samples.</w:t>
       </w:r>
     </w:p>
     <w:p>
@@ -1211,6 +1211,18 @@
           <w:rStyle w:val="VerbatimChar"/>
         </w:rPr>
         <w:t xml:space="preserve">scan-failure</w:t>
+      </w:r>
+      <w:r>
+        <w:t xml:space="preserve">,</w:t>
+      </w:r>
+      <w:r>
+        <w:t xml:space="preserve"> </w:t>
+      </w:r>
+      <w:r>
+        <w:rPr>
+          <w:rStyle w:val="VerbatimChar"/>
+        </w:rPr>
+        <w:t xml:space="preserve">internal-error</w:t>
       </w:r>
       <w:r>
         <w:t xml:space="preserve">,</w:t>
@@ -1294,7 +1306,64 @@
         <w:rPr>
           <w:rStyle w:val="VerbatimChar"/>
         </w:rPr>
+        <w:t xml:space="preserve">vhost-cve-monitor --config /etc/vhost-cve-monitor/config.yml test-mail --severity HIGH --category internal-error</w:t>
+      </w:r>
+    </w:p>
+    <w:p>
+      <w:pPr>
+        <w:pStyle w:val="Compact"/>
+        <w:numPr>
+          <w:numId w:val="1006"/>
+          <w:ilvl w:val="1"/>
+        </w:numPr>
+      </w:pPr>
+      <w:r>
+        <w:rPr>
+          <w:rStyle w:val="VerbatimChar"/>
+        </w:rPr>
         <w:t xml:space="preserve">vhost-cve-monitor --config /etc/vhost-cve-monitor/config.yml test-mail --severity MEDIUM --category digest</w:t>
+      </w:r>
+    </w:p>
+    <w:p>
+      <w:pPr>
+        <w:pStyle w:val="Compact"/>
+        <w:numPr>
+          <w:numId w:val="1006"/>
+          <w:ilvl w:val="1"/>
+        </w:numPr>
+      </w:pPr>
+      <w:r>
+        <w:rPr>
+          <w:rStyle w:val="VerbatimChar"/>
+        </w:rPr>
+        <w:t xml:space="preserve">vhost-cve-monitor --config /etc/vhost-cve-monitor/config.yml test-mail --category vulnerability --stack nodejs --package lodash --installed-version 4.17.23 --fixed-version "&gt;= 4.17.24" --advisory-id GHSA-35jh-r3h4-6jhm</w:t>
+      </w:r>
+    </w:p>
+    <w:p>
+      <w:pPr>
+        <w:pStyle w:val="Compact"/>
+        <w:numPr>
+          <w:numId w:val="1005"/>
+          <w:ilvl w:val="0"/>
+        </w:numPr>
+      </w:pPr>
+      <w:r>
+        <w:t xml:space="preserve">Unhandled Cerberus execution failures generate a direct</w:t>
+      </w:r>
+      <w:r>
+        <w:t xml:space="preserve"> </w:t>
+      </w:r>
+      <w:r>
+        <w:rPr>
+          <w:rStyle w:val="VerbatimChar"/>
+        </w:rPr>
+        <w:t xml:space="preserve">internal-error</w:t>
+      </w:r>
+      <w:r>
+        <w:t xml:space="preserve"> </w:t>
+      </w:r>
+      <w:r>
+        <w:t xml:space="preserve">mail with a GitHub bug-report hint and are not wrapped into digest mode.</w:t>
       </w:r>
     </w:p>
     <w:p>

--- a/docs/Cerberus-README-pandoc.docx
+++ b/docs/Cerberus-README-pandoc.docx
@@ -177,7 +177,7 @@
         </w:numPr>
       </w:pPr>
       <w:r>
-        <w:t xml:space="preserve">notify delivers alerts through local sendmail or SMTP.</w:t>
+        <w:t xml:space="preserve">notify delivers alerts through local sendmail, plain SMTP, STARTTLS SMTP, or authenticated SMTPS/SMTP.</w:t>
       </w:r>
     </w:p>
     <w:p>
@@ -1003,7 +1003,61 @@
         </w:numPr>
       </w:pPr>
       <w:r>
-        <w:t xml:space="preserve">Messages are handed off to local sendmail/Postfix.</w:t>
+        <w:t xml:space="preserve">Messages are handed off to local sendmail/Postfix or to a configured SMTP relay.</w:t>
+      </w:r>
+    </w:p>
+    <w:p>
+      <w:pPr>
+        <w:pStyle w:val="Compact"/>
+        <w:numPr>
+          <w:numId w:val="1005"/>
+          <w:ilvl w:val="0"/>
+        </w:numPr>
+      </w:pPr>
+      <w:r>
+        <w:t xml:space="preserve">SMTP mode supports both STARTTLS and implicit TLS, with optional authentication credentials.</w:t>
+      </w:r>
+    </w:p>
+    <w:p>
+      <w:pPr>
+        <w:pStyle w:val="Compact"/>
+        <w:numPr>
+          <w:numId w:val="1005"/>
+          <w:ilvl w:val="0"/>
+        </w:numPr>
+      </w:pPr>
+      <w:r>
+        <w:t xml:space="preserve">Prefer</w:t>
+      </w:r>
+      <w:r>
+        <w:t xml:space="preserve"> </w:t>
+      </w:r>
+      <w:r>
+        <w:rPr>
+          <w:rStyle w:val="VerbatimChar"/>
+        </w:rPr>
+        <w:t xml:space="preserve">smtp_password_env</w:t>
+      </w:r>
+      <w:r>
+        <w:t xml:space="preserve"> </w:t>
+      </w:r>
+      <w:r>
+        <w:t xml:space="preserve">over</w:t>
+      </w:r>
+      <w:r>
+        <w:t xml:space="preserve"> </w:t>
+      </w:r>
+      <w:r>
+        <w:rPr>
+          <w:rStyle w:val="VerbatimChar"/>
+        </w:rPr>
+        <w:t xml:space="preserve">smtp_password</w:t>
+      </w:r>
+      <w:r>
+        <w:t xml:space="preserve"> </w:t>
+      </w:r>
+      <w:r>
+        <w:t xml:space="preserve">when storing relay credentials outside the YAML file.</w:t>
       </w:r>
     </w:p>
     <w:p>

--- a/docs/Cerberus-README-pandoc.docx
+++ b/docs/Cerberus-README-pandoc.docx
@@ -1105,6 +1105,18 @@
         </w:numPr>
       </w:pPr>
       <w:r>
+        <w:t xml:space="preserve">Digest mails keep the differential-alerting model, but now render retained findings by severity block and include advisory summaries when available.</w:t>
+      </w:r>
+    </w:p>
+    <w:p>
+      <w:pPr>
+        <w:pStyle w:val="Compact"/>
+        <w:numPr>
+          <w:numId w:val="1005"/>
+          <w:ilvl w:val="0"/>
+        </w:numPr>
+      </w:pPr>
+      <w:r>
         <w:t xml:space="preserve">Recommendations are stack-aware and depend on ecosystem, package manager context, and whether a fixed version is known.</w:t>
       </w:r>
     </w:p>
@@ -1330,7 +1342,7 @@
         <w:rPr>
           <w:rStyle w:val="VerbatimChar"/>
         </w:rPr>
-        <w:t xml:space="preserve">vhost-cve-monitor --config /etc/vhost-cve-monitor/config.yml test-mail --severity CRITICAL --category vulnerability</w:t>
+        <w:t xml:space="preserve">vhost-cve-monitor-testmail HIGH</w:t>
       </w:r>
     </w:p>
     <w:p>
@@ -1345,7 +1357,7 @@
         <w:rPr>
           <w:rStyle w:val="VerbatimChar"/>
         </w:rPr>
-        <w:t xml:space="preserve">vhost-cve-monitor --config /etc/vhost-cve-monitor/config.yml test-mail --severity WARNING --category scan-failure</w:t>
+        <w:t xml:space="preserve">vhost-cve-monitor --config /etc/vhost-cve-monitor/config.yml test-mail --severity CRITICAL --category vulnerability</w:t>
       </w:r>
     </w:p>
     <w:p>
@@ -1360,7 +1372,7 @@
         <w:rPr>
           <w:rStyle w:val="VerbatimChar"/>
         </w:rPr>
-        <w:t xml:space="preserve">vhost-cve-monitor --config /etc/vhost-cve-monitor/config.yml test-mail --severity HIGH --category internal-error</w:t>
+        <w:t xml:space="preserve">vhost-cve-monitor --config /etc/vhost-cve-monitor/config.yml test-mail --severity WARNING --category scan-failure</w:t>
       </w:r>
     </w:p>
     <w:p>
@@ -1375,7 +1387,7 @@
         <w:rPr>
           <w:rStyle w:val="VerbatimChar"/>
         </w:rPr>
-        <w:t xml:space="preserve">vhost-cve-monitor --config /etc/vhost-cve-monitor/config.yml test-mail --severity MEDIUM --category digest</w:t>
+        <w:t xml:space="preserve">vhost-cve-monitor --config /etc/vhost-cve-monitor/config.yml test-mail --severity HIGH --category internal-error</w:t>
       </w:r>
     </w:p>
     <w:p>
@@ -1390,6 +1402,21 @@
         <w:rPr>
           <w:rStyle w:val="VerbatimChar"/>
         </w:rPr>
+        <w:t xml:space="preserve">vhost-cve-monitor --config /etc/vhost-cve-monitor/config.yml test-mail --severity MEDIUM --category digest</w:t>
+      </w:r>
+    </w:p>
+    <w:p>
+      <w:pPr>
+        <w:pStyle w:val="Compact"/>
+        <w:numPr>
+          <w:numId w:val="1006"/>
+          <w:ilvl w:val="1"/>
+        </w:numPr>
+      </w:pPr>
+      <w:r>
+        <w:rPr>
+          <w:rStyle w:val="VerbatimChar"/>
+        </w:rPr>
         <w:t xml:space="preserve">vhost-cve-monitor --config /etc/vhost-cve-monitor/config.yml test-mail --category vulnerability --stack nodejs --package lodash --installed-version 4.17.23 --fixed-version "&gt;= 4.17.24" --advisory-id GHSA-35jh-r3h4-6jhm</w:t>
       </w:r>
     </w:p>
@@ -1487,11 +1514,84 @@
       <w:pPr>
         <w:pStyle w:val="Heading2"/>
       </w:pPr>
-      <w:bookmarkStart w:id="29" w:name="upgrade-existing-installations"/>
+      <w:bookmarkStart w:id="29" w:name="severity-grouped-html-email-example"/>
+      <w:r>
+        <w:t xml:space="preserve">Severity-grouped HTML email example</w:t>
+      </w:r>
+      <w:bookmarkEnd w:id="29"/>
+    </w:p>
+    <w:p>
+      <w:pPr>
+        <w:pStyle w:val="FirstParagraph"/>
+      </w:pPr>
+      <w:r>
+        <w:t xml:space="preserve">Cerberus sends readable HTML alert emails with per-severity grouping, concise remediation guidance, and a plain-text fallback.</w:t>
+      </w:r>
+    </w:p>
+    <w:p>
+      <w:pPr>
+        <w:pStyle w:val="CaptionedFigure"/>
+      </w:pPr>
+      <w:r>
+        <w:drawing>
+          <wp:inline>
+            <wp:extent cx="5334000" cy="18417116"/>
+            <wp:effectExtent b="0" l="0" r="0" t="0"/>
+            <wp:docPr descr="Cerberus severity-grouped HTML email example" title="" id="1" name="Picture"/>
+            <a:graphic>
+              <a:graphicData uri="http://schemas.openxmlformats.org/drawingml/2006/picture">
+                <pic:pic>
+                  <pic:nvPicPr>
+                    <pic:cNvPr descr="/opt/cerberus/docs/mail-example.png" id="0" name="Picture"/>
+                    <pic:cNvPicPr>
+                      <a:picLocks noChangeArrowheads="1" noChangeAspect="1"/>
+                    </pic:cNvPicPr>
+                  </pic:nvPicPr>
+                  <pic:blipFill>
+                    <a:blip r:embed="rId30"/>
+                    <a:stretch>
+                      <a:fillRect/>
+                    </a:stretch>
+                  </pic:blipFill>
+                  <pic:spPr bwMode="auto">
+                    <a:xfrm>
+                      <a:off x="0" y="0"/>
+                      <a:ext cx="5334000" cy="18417116"/>
+                    </a:xfrm>
+                    <a:prstGeom prst="rect">
+                      <a:avLst/>
+                    </a:prstGeom>
+                    <a:noFill/>
+                    <a:ln w="9525">
+                      <a:noFill/>
+                      <a:headEnd/>
+                      <a:tailEnd/>
+                    </a:ln>
+                  </pic:spPr>
+                </pic:pic>
+              </a:graphicData>
+            </a:graphic>
+          </wp:inline>
+        </w:drawing>
+      </w:r>
+    </w:p>
+    <w:p>
+      <w:pPr>
+        <w:pStyle w:val="ImageCaption"/>
+      </w:pPr>
+      <w:r>
+        <w:t xml:space="preserve">Cerberus severity-grouped HTML email example</w:t>
+      </w:r>
+    </w:p>
+    <w:p>
+      <w:pPr>
+        <w:pStyle w:val="Heading2"/>
+      </w:pPr>
+      <w:bookmarkStart w:id="31" w:name="upgrade-existing-installations"/>
       <w:r>
         <w:t xml:space="preserve">Upgrade Existing Installations</w:t>
       </w:r>
-      <w:bookmarkEnd w:id="29"/>
+      <w:bookmarkEnd w:id="31"/>
     </w:p>
     <w:p>
       <w:pPr>
@@ -1510,16 +1610,31 @@
         </w:numPr>
       </w:pPr>
       <w:r>
-        <w:t xml:space="preserve">update the package from the repository root with</w:t>
-      </w:r>
-      <w:r>
-        <w:t xml:space="preserve"> </w:t>
-      </w:r>
-      <w:r>
-        <w:rPr>
-          <w:rStyle w:val="VerbatimChar"/>
-        </w:rPr>
-        <w:t xml:space="preserve">python3 -m pip install .</w:t>
+        <w:t xml:space="preserve">rerun</w:t>
+      </w:r>
+      <w:r>
+        <w:t xml:space="preserve"> </w:t>
+      </w:r>
+      <w:r>
+        <w:rPr>
+          <w:rStyle w:val="VerbatimChar"/>
+        </w:rPr>
+        <w:t xml:space="preserve">sudo sh packaging/scripts/install.sh</w:t>
+      </w:r>
+      <w:r>
+        <w:t xml:space="preserve"> </w:t>
+      </w:r>
+      <w:r>
+        <w:t xml:space="preserve">from the repository root instead of using global</w:t>
+      </w:r>
+      <w:r>
+        <w:t xml:space="preserve"> </w:t>
+      </w:r>
+      <w:r>
+        <w:rPr>
+          <w:rStyle w:val="VerbatimChar"/>
+        </w:rPr>
+        <w:t xml:space="preserve">pip install</w:t>
       </w:r>
     </w:p>
     <w:p>
@@ -1531,6 +1646,177 @@
         </w:numPr>
       </w:pPr>
       <w:r>
+        <w:t xml:space="preserve">Cerberus is installed into</w:t>
+      </w:r>
+      <w:r>
+        <w:t xml:space="preserve"> </w:t>
+      </w:r>
+      <w:r>
+        <w:rPr>
+          <w:rStyle w:val="VerbatimChar"/>
+        </w:rPr>
+        <w:t xml:space="preserve">/opt/cerberus/.venv</w:t>
+      </w:r>
+    </w:p>
+    <w:p>
+      <w:pPr>
+        <w:pStyle w:val="Compact"/>
+        <w:numPr>
+          <w:numId w:val="1008"/>
+          <w:ilvl w:val="0"/>
+        </w:numPr>
+      </w:pPr>
+      <w:r>
+        <w:t xml:space="preserve">admin-facing wrappers are refreshed in</w:t>
+      </w:r>
+      <w:r>
+        <w:t xml:space="preserve"> </w:t>
+      </w:r>
+      <w:r>
+        <w:rPr>
+          <w:rStyle w:val="VerbatimChar"/>
+        </w:rPr>
+        <w:t xml:space="preserve">/usr/local/bin/</w:t>
+      </w:r>
+    </w:p>
+    <w:p>
+      <w:pPr>
+        <w:pStyle w:val="Compact"/>
+        <w:numPr>
+          <w:numId w:val="1008"/>
+          <w:ilvl w:val="0"/>
+        </w:numPr>
+      </w:pPr>
+      <w:r>
+        <w:t xml:space="preserve">a minimal Debian package is also available through</w:t>
+      </w:r>
+      <w:r>
+        <w:t xml:space="preserve"> </w:t>
+      </w:r>
+      <w:r>
+        <w:rPr>
+          <w:rStyle w:val="VerbatimChar"/>
+        </w:rPr>
+        <w:t xml:space="preserve">dpkg-buildpackage -us -uc</w:t>
+      </w:r>
+      <w:r>
+        <w:t xml:space="preserve">, with the same runtime model under</w:t>
+      </w:r>
+      <w:r>
+        <w:t xml:space="preserve"> </w:t>
+      </w:r>
+      <w:r>
+        <w:rPr>
+          <w:rStyle w:val="VerbatimChar"/>
+        </w:rPr>
+        <w:t xml:space="preserve">/opt/cerberus/.venv</w:t>
+      </w:r>
+    </w:p>
+    <w:p>
+      <w:pPr>
+        <w:pStyle w:val="Compact"/>
+        <w:numPr>
+          <w:numId w:val="1008"/>
+          <w:ilvl w:val="0"/>
+        </w:numPr>
+      </w:pPr>
+      <w:r>
+        <w:t xml:space="preserve">the Debian package relies on</w:t>
+      </w:r>
+      <w:r>
+        <w:t xml:space="preserve"> </w:t>
+      </w:r>
+      <w:r>
+        <w:rPr>
+          <w:rStyle w:val="VerbatimChar"/>
+        </w:rPr>
+        <w:t xml:space="preserve">python3-yaml</w:t>
+      </w:r>
+      <w:r>
+        <w:t xml:space="preserve"> </w:t>
+      </w:r>
+      <w:r>
+        <w:t xml:space="preserve">and a venv created with</w:t>
+      </w:r>
+      <w:r>
+        <w:t xml:space="preserve"> </w:t>
+      </w:r>
+      <w:r>
+        <w:rPr>
+          <w:rStyle w:val="VerbatimChar"/>
+        </w:rPr>
+        <w:t xml:space="preserve">--system-site-packages</w:t>
+      </w:r>
+      <w:r>
+        <w:t xml:space="preserve">, so</w:t>
+      </w:r>
+      <w:r>
+        <w:t xml:space="preserve"> </w:t>
+      </w:r>
+      <w:r>
+        <w:rPr>
+          <w:rStyle w:val="VerbatimChar"/>
+        </w:rPr>
+        <w:t xml:space="preserve">postinst</w:t>
+      </w:r>
+      <w:r>
+        <w:t xml:space="preserve"> </w:t>
+      </w:r>
+      <w:r>
+        <w:t xml:space="preserve">does not need to download Python dependencies</w:t>
+      </w:r>
+    </w:p>
+    <w:p>
+      <w:pPr>
+        <w:pStyle w:val="Compact"/>
+        <w:numPr>
+          <w:numId w:val="1008"/>
+          <w:ilvl w:val="0"/>
+        </w:numPr>
+      </w:pPr>
+      <w:r>
+        <w:t xml:space="preserve">the Debian package ships its example config in</w:t>
+      </w:r>
+      <w:r>
+        <w:t xml:space="preserve"> </w:t>
+      </w:r>
+      <w:r>
+        <w:rPr>
+          <w:rStyle w:val="VerbatimChar"/>
+        </w:rPr>
+        <w:t xml:space="preserve">/usr/share/cerberus/config.yml</w:t>
+      </w:r>
+      <w:r>
+        <w:t xml:space="preserve"> </w:t>
+      </w:r>
+      <w:r>
+        <w:t xml:space="preserve">and only copies it into</w:t>
+      </w:r>
+      <w:r>
+        <w:t xml:space="preserve"> </w:t>
+      </w:r>
+      <w:r>
+        <w:rPr>
+          <w:rStyle w:val="VerbatimChar"/>
+        </w:rPr>
+        <w:t xml:space="preserve">/etc/vhost-cve-monitor/config.yml</w:t>
+      </w:r>
+      <w:r>
+        <w:t xml:space="preserve"> </w:t>
+      </w:r>
+      <w:r>
+        <w:t xml:space="preserve">when no local config exists</w:t>
+      </w:r>
+    </w:p>
+    <w:p>
+      <w:pPr>
+        <w:pStyle w:val="Compact"/>
+        <w:numPr>
+          <w:numId w:val="1008"/>
+          <w:ilvl w:val="0"/>
+        </w:numPr>
+      </w:pPr>
+      <w:r>
         <w:t xml:space="preserve">run</w:t>
       </w:r>
       <w:r>
@@ -1686,13 +1972,42 @@
     </w:p>
     <w:p>
       <w:pPr>
+        <w:pStyle w:val="FirstParagraph"/>
+      </w:pPr>
+      <w:r>
+        <w:t xml:space="preserve">Default deployments keep using local sendmail/Postfix. If you keep the example config unchanged, ensure</w:t>
+      </w:r>
+      <w:r>
+        <w:t xml:space="preserve"> </w:t>
+      </w:r>
+      <w:r>
+        <w:rPr>
+          <w:rStyle w:val="VerbatimChar"/>
+        </w:rPr>
+        <w:t xml:space="preserve">/usr/sbin/sendmail</w:t>
+      </w:r>
+      <w:r>
+        <w:t xml:space="preserve"> </w:t>
+      </w:r>
+      <w:r>
+        <w:t xml:space="preserve">exists on the host.</w:t>
+      </w:r>
+      <w:r>
+        <w:t xml:space="preserve"> </w:t>
+      </w:r>
+      <w:r>
+        <w:t xml:space="preserve">If it does not, Cerberus reports a concise mail-delivery error instead of cascading through an internal Python traceback.</w:t>
+      </w:r>
+    </w:p>
+    <w:p>
+      <w:pPr>
         <w:pStyle w:val="Heading2"/>
       </w:pPr>
-      <w:bookmarkStart w:id="30" w:name="known-limits"/>
+      <w:bookmarkStart w:id="32" w:name="known-limits"/>
       <w:r>
         <w:t xml:space="preserve">Known Limits</w:t>
       </w:r>
-      <w:bookmarkEnd w:id="30"/>
+      <w:bookmarkEnd w:id="32"/>
     </w:p>
     <w:p>
       <w:pPr>
@@ -1758,11 +2073,11 @@
       <w:pPr>
         <w:pStyle w:val="Heading2"/>
       </w:pPr>
-      <w:bookmarkStart w:id="31" w:name="repository-references"/>
+      <w:bookmarkStart w:id="33" w:name="repository-references"/>
       <w:r>
         <w:t xml:space="preserve">Repository References</w:t>
       </w:r>
-      <w:bookmarkEnd w:id="31"/>
+      <w:bookmarkEnd w:id="33"/>
     </w:p>
     <w:p>
       <w:pPr>

--- a/docs/Cerberus-README-pandoc.docx
+++ b/docs/Cerberus-README-pandoc.docx
@@ -1150,6 +1150,27 @@
         </w:numPr>
       </w:pPr>
       <w:r>
+        <w:rPr>
+          <w:rStyle w:val="VerbatimChar"/>
+        </w:rPr>
+        <w:t xml:space="preserve">export-findings</w:t>
+      </w:r>
+      <w:r>
+        <w:t xml:space="preserve"> </w:t>
+      </w:r>
+      <w:r>
+        <w:t xml:space="preserve">dumps the latest materialized findings snapshot as JSON for external consumers, and initializes that snapshot with a collection-only pass if none exists yet.</w:t>
+      </w:r>
+    </w:p>
+    <w:p>
+      <w:pPr>
+        <w:pStyle w:val="Compact"/>
+        <w:numPr>
+          <w:numId w:val="1005"/>
+          <w:ilvl w:val="0"/>
+        </w:numPr>
+      </w:pPr>
+      <w:r>
         <w:t xml:space="preserve">Supported severities:</w:t>
       </w:r>
       <w:r>
@@ -1424,6 +1445,21 @@
       <w:pPr>
         <w:pStyle w:val="Compact"/>
         <w:numPr>
+          <w:numId w:val="1006"/>
+          <w:ilvl w:val="1"/>
+        </w:numPr>
+      </w:pPr>
+      <w:r>
+        <w:rPr>
+          <w:rStyle w:val="VerbatimChar"/>
+        </w:rPr>
+        <w:t xml:space="preserve">vhost-cve-monitor --config /etc/vhost-cve-monitor/config.yml export-findings</w:t>
+      </w:r>
+    </w:p>
+    <w:p>
+      <w:pPr>
+        <w:pStyle w:val="Compact"/>
+        <w:numPr>
           <w:numId w:val="1005"/>
           <w:ilvl w:val="0"/>
         </w:numPr>
@@ -1468,31 +1504,7 @@
         </w:numPr>
       </w:pPr>
       <w:r>
-        <w:rPr>
-          <w:rStyle w:val="VerbatimChar"/>
-        </w:rPr>
-        <w:t xml:space="preserve">zap.one</w:t>
-      </w:r>
-      <w:r>
-        <w:t xml:space="preserve"> </w:t>
-      </w:r>
-      <w:r>
-        <w:t xml:space="preserve">and</w:t>
-      </w:r>
-      <w:r>
-        <w:t xml:space="preserve"> </w:t>
-      </w:r>
-      <w:r>
-        <w:rPr>
-          <w:rStyle w:val="VerbatimChar"/>
-        </w:rPr>
-        <w:t xml:space="preserve">zapandrok.com</w:t>
-      </w:r>
-      <w:r>
-        <w:t xml:space="preserve"> </w:t>
-      </w:r>
-      <w:r>
-        <w:t xml:space="preserve">both reached a clean</w:t>
+        <w:t xml:space="preserve">delivery reached a clean</w:t>
       </w:r>
       <w:r>
         <w:t xml:space="preserve"> </w:t>
@@ -1968,6 +1980,42 @@
       </w:r>
       <w:r>
         <w:t xml:space="preserve">if mail authentication or local MTA integration changed</w:t>
+      </w:r>
+    </w:p>
+    <w:p>
+      <w:pPr>
+        <w:pStyle w:val="Compact"/>
+        <w:numPr>
+          <w:numId w:val="1008"/>
+          <w:ilvl w:val="0"/>
+        </w:numPr>
+      </w:pPr>
+      <w:r>
+        <w:t xml:space="preserve">the scan timer keeps the materialized findings snapshot current automatically, because each</w:t>
+      </w:r>
+      <w:r>
+        <w:t xml:space="preserve"> </w:t>
+      </w:r>
+      <w:r>
+        <w:rPr>
+          <w:rStyle w:val="VerbatimChar"/>
+        </w:rPr>
+        <w:t xml:space="preserve">scan-once</w:t>
+      </w:r>
+      <w:r>
+        <w:t xml:space="preserve"> </w:t>
+      </w:r>
+      <w:r>
+        <w:t xml:space="preserve">run refreshes the SQLite export state consumed by</w:t>
+      </w:r>
+      <w:r>
+        <w:t xml:space="preserve"> </w:t>
+      </w:r>
+      <w:r>
+        <w:rPr>
+          <w:rStyle w:val="VerbatimChar"/>
+        </w:rPr>
+        <w:t xml:space="preserve">export-findings</w:t>
       </w:r>
     </w:p>
     <w:p>
